--- a/docs/legal/export/02_利用規約_案.docx
+++ b/docs/legal/export/02_利用規約_案.docx
@@ -740,26 +740,47 @@
           <w:color w:val="000000"/>
           <w:sz w:val="18"/>
           <w:szCs w:val="18"/>
-          <w:shd w:fill="EFEFEF" w:val="clear"/>
-        </w:rPr>
-        <w:t xml:space="preserve">〔記入①〕</w:t>
-      </w:r>
-      <w:r>
-        <w:rPr>
-          <w:rFonts w:ascii="MS Mincho" w:cs="MS Mincho" w:eastAsia="MS Mincho" w:hAnsi="MS Mincho"/>
-          <w:b w:val="false"/>
-          <w:bCs w:val="false"/>
+        </w:rPr>
+        <w:t xml:space="preserve">事業者情報（所在地・代表者・連絡先・管轄裁判所）は</w:t>
+      </w:r>
+      <w:r>
+        <w:rPr>
+          <w:rFonts w:ascii="MS Mincho" w:cs="MS Mincho" w:eastAsia="MS Mincho" w:hAnsi="MS Mincho"/>
+          <w:b/>
+          <w:bCs/>
           <w:color w:val="000000"/>
           <w:sz w:val="18"/>
           <w:szCs w:val="18"/>
         </w:rPr>
-        <w:t xml:space="preserve">〜</w:t>
-      </w:r>
-      <w:r>
-        <w:rPr>
-          <w:rFonts w:ascii="MS Mincho" w:cs="MS Mincho" w:eastAsia="MS Mincho" w:hAnsi="MS Mincho"/>
-          <w:b w:val="false"/>
-          <w:bCs w:val="false"/>
+        <w:t xml:space="preserve">すべて確定済み</w:t>
+      </w:r>
+      <w:r>
+        <w:rPr>
+          <w:rFonts w:ascii="MS Mincho" w:cs="MS Mincho" w:eastAsia="MS Mincho" w:hAnsi="MS Mincho"/>
+          <w:b w:val="false"/>
+          <w:bCs w:val="false"/>
+          <w:color w:val="000000"/>
+          <w:sz w:val="18"/>
+          <w:szCs w:val="18"/>
+        </w:rPr>
+        <w:t xml:space="preserve">です。残る空欄は末尾の</w:t>
+      </w:r>
+      <w:r>
+        <w:rPr>
+          <w:rFonts w:ascii="MS Mincho" w:cs="MS Mincho" w:eastAsia="MS Mincho" w:hAnsi="MS Mincho"/>
+          <w:b/>
+          <w:bCs/>
+          <w:color w:val="000000"/>
+          <w:sz w:val="18"/>
+          <w:szCs w:val="18"/>
+        </w:rPr>
+        <w:t xml:space="preserve">制定日</w:t>
+      </w:r>
+      <w:r>
+        <w:rPr>
+          <w:rFonts w:ascii="MS Mincho" w:cs="MS Mincho" w:eastAsia="MS Mincho" w:hAnsi="MS Mincho"/>
+          <w:b/>
+          <w:bCs/>
           <w:color w:val="000000"/>
           <w:sz w:val="18"/>
           <w:szCs w:val="18"/>
@@ -770,35 +791,24 @@
       <w:r>
         <w:rPr>
           <w:rFonts w:ascii="MS Mincho" w:cs="MS Mincho" w:eastAsia="MS Mincho" w:hAnsi="MS Mincho"/>
-          <w:b w:val="false"/>
-          <w:bCs w:val="false"/>
+          <w:b/>
+          <w:bCs/>
           <w:color w:val="000000"/>
           <w:sz w:val="18"/>
           <w:szCs w:val="18"/>
         </w:rPr>
-        <w:t xml:space="preserve">は</w:t>
-      </w:r>
-      <w:r>
-        <w:rPr>
-          <w:rFonts w:ascii="MS Mincho" w:cs="MS Mincho" w:eastAsia="MS Mincho" w:hAnsi="MS Mincho"/>
-          <w:b/>
-          <w:bCs/>
+        <w:t xml:space="preserve">＝サイトの公開日</w:t>
+      </w:r>
+      <w:r>
+        <w:rPr>
+          <w:rFonts w:ascii="MS Mincho" w:cs="MS Mincho" w:eastAsia="MS Mincho" w:hAnsi="MS Mincho"/>
+          <w:b w:val="false"/>
+          <w:bCs w:val="false"/>
           <w:color w:val="000000"/>
           <w:sz w:val="18"/>
           <w:szCs w:val="18"/>
         </w:rPr>
-        <w:t xml:space="preserve">事業者が確定して記入する6項目</w:t>
-      </w:r>
-      <w:r>
-        <w:rPr>
-          <w:rFonts w:ascii="MS Mincho" w:cs="MS Mincho" w:eastAsia="MS Mincho" w:hAnsi="MS Mincho"/>
-          <w:b w:val="false"/>
-          <w:bCs w:val="false"/>
-          <w:color w:val="000000"/>
-          <w:sz w:val="18"/>
-          <w:szCs w:val="18"/>
-        </w:rPr>
-        <w:t xml:space="preserve">（登記事項・連絡先・公開日）です。法的な論点ではありません。一覧は「レビュー依頼書」（資料①）の記入シートをご覧ください。</w:t>
+        <w:t xml:space="preserve">のみで、公開日の決定にあわせて記入します。</w:t>
       </w:r>
     </w:p>
     <w:p>
@@ -1169,9 +1179,8 @@
                 <w:color w:val="000000"/>
                 <w:sz w:val="18"/>
                 <w:szCs w:val="18"/>
-                <w:shd w:fill="EFEFEF" w:val="clear"/>
               </w:rPr>
-              <w:t xml:space="preserve">〔記入①：本店所在地〕</w:t>
+              <w:t xml:space="preserve">埼玉県富士見市上南畑1937-2</w:t>
             </w:r>
           </w:p>
         </w:tc>
@@ -1231,9 +1240,8 @@
                 <w:color w:val="000000"/>
                 <w:sz w:val="18"/>
                 <w:szCs w:val="18"/>
-                <w:shd w:fill="EFEFEF" w:val="clear"/>
               </w:rPr>
-              <w:t xml:space="preserve">〔記入②：代表取締役の氏名〕</w:t>
+              <w:t xml:space="preserve">矢澤秀幸</w:t>
             </w:r>
           </w:p>
         </w:tc>
@@ -1366,19 +1374,7 @@
                 <w:sz w:val="18"/>
                 <w:szCs w:val="18"/>
               </w:rPr>
-              <w:t xml:space="preserve">パートナー協同組合（特定技能の登録支援機関）／所在地 </w:t>
-            </w:r>
-            <w:r>
-              <w:rPr>
-                <w:rFonts w:ascii="MS Mincho" w:cs="MS Mincho" w:eastAsia="MS Mincho" w:hAnsi="MS Mincho"/>
-                <w:b w:val="false"/>
-                <w:bCs w:val="false"/>
-                <w:color w:val="000000"/>
-                <w:sz w:val="18"/>
-                <w:szCs w:val="18"/>
-                <w:shd w:fill="EFEFEF" w:val="clear"/>
-              </w:rPr>
-              <w:t xml:space="preserve">〔記入③〕</w:t>
+              <w:t xml:space="preserve">パートナー協同組合（特定技能の登録支援機関）／所在地 埼玉県富士見市上南畑1937-2</w:t>
             </w:r>
           </w:p>
         </w:tc>
@@ -1438,9 +1434,8 @@
                 <w:color w:val="000000"/>
                 <w:sz w:val="18"/>
                 <w:szCs w:val="18"/>
-                <w:shd w:fill="EFEFEF" w:val="clear"/>
               </w:rPr>
-              <w:t xml:space="preserve">〔記入④：お問い合わせ窓口のメールアドレス〕</w:t>
+              <w:t xml:space="preserve">yazawa-y@partner-japan.biz</w:t>
             </w:r>
           </w:p>
         </w:tc>
@@ -3735,19 +3730,7 @@
           <w:sz w:val="21"/>
           <w:szCs w:val="21"/>
         </w:rPr>
-        <w:t xml:space="preserve">メールアドレス: </w:t>
-      </w:r>
-      <w:r>
-        <w:rPr>
-          <w:rFonts w:ascii="MS Mincho" w:cs="MS Mincho" w:eastAsia="MS Mincho" w:hAnsi="MS Mincho"/>
-          <w:b w:val="false"/>
-          <w:bCs w:val="false"/>
-          <w:color w:val="000000"/>
-          <w:sz w:val="21"/>
-          <w:szCs w:val="21"/>
-          <w:shd w:fill="EFEFEF" w:val="clear"/>
-        </w:rPr>
-        <w:t xml:space="preserve">〔記入④〕</w:t>
+        <w:t xml:space="preserve">メールアドレス: yazawa-y@partner-japan.biz</w:t>
       </w:r>
     </w:p>
     <w:p>
@@ -3959,30 +3942,7 @@
           <w:sz w:val="21"/>
           <w:szCs w:val="21"/>
         </w:rPr>
-        <w:t xml:space="preserve">本サービスに関して会員と当社との間で生じた紛争については、</w:t>
-      </w:r>
-      <w:r>
-        <w:rPr>
-          <w:rFonts w:ascii="MS Mincho" w:cs="MS Mincho" w:eastAsia="MS Mincho" w:hAnsi="MS Mincho"/>
-          <w:b w:val="false"/>
-          <w:bCs w:val="false"/>
-          <w:color w:val="000000"/>
-          <w:sz w:val="21"/>
-          <w:szCs w:val="21"/>
-          <w:shd w:fill="EFEFEF" w:val="clear"/>
-        </w:rPr>
-        <w:t xml:space="preserve">〔記入⑤：専属的合意管轄裁判所〕</w:t>
-      </w:r>
-      <w:r>
-        <w:rPr>
-          <w:rFonts w:ascii="MS Mincho" w:cs="MS Mincho" w:eastAsia="MS Mincho" w:hAnsi="MS Mincho"/>
-          <w:b w:val="false"/>
-          <w:bCs w:val="false"/>
-          <w:color w:val="000000"/>
-          <w:sz w:val="21"/>
-          <w:szCs w:val="21"/>
-        </w:rPr>
-        <w:t xml:space="preserve">を第一審の専属的合意管轄裁判所とします。</w:t>
+        <w:t xml:space="preserve">本サービスに関して会員と当社との間で生じた紛争については、さいたま地方裁判所を第一審の専属的合意管轄裁判所とします。</w:t>
       </w:r>
     </w:p>
     <w:p>

--- a/docs/legal/export/02_利用規約_案.docx
+++ b/docs/legal/export/02_利用規約_案.docx
@@ -541,9 +541,8 @@
                 <w:color w:val="000000"/>
                 <w:sz w:val="18"/>
                 <w:szCs w:val="18"/>
-                <w:shd w:fill="EFEFEF" w:val="clear"/>
               </w:rPr>
-              <w:t xml:space="preserve">〔記入①〕</w:t>
+              <w:t xml:space="preserve">★</w:t>
             </w:r>
           </w:p>
         </w:tc>
@@ -566,7 +565,7 @@
                 <w:sz w:val="18"/>
                 <w:szCs w:val="18"/>
               </w:rPr>
-              <w:t xml:space="preserve">事業者が確定・記入する6項目です（薄いグレーの網掛け）。法的な論点ではありません。</w:t>
+              <w:t xml:space="preserve">事業の可否・公開時期に関わるため、特に優先してご確認いただきたい項目です。</w:t>
             </w:r>
           </w:p>
         </w:tc>
@@ -596,7 +595,7 @@
                 <w:sz w:val="18"/>
                 <w:szCs w:val="18"/>
               </w:rPr>
-              <w:t xml:space="preserve">★</w:t>
+              <w:t xml:space="preserve">☐</w:t>
             </w:r>
           </w:p>
         </w:tc>
@@ -619,7 +618,7 @@
                 <w:sz w:val="18"/>
                 <w:szCs w:val="18"/>
               </w:rPr>
-              <w:t xml:space="preserve">事業の可否・公開時期に関わるため、特に優先してご確認いただきたい項目です。</w:t>
+              <w:t xml:space="preserve">ご回答の記入欄です（資料④「確認論点リスト」の各論点の末尾にあります）。</w:t>
             </w:r>
           </w:p>
         </w:tc>
@@ -741,7 +740,7 @@
           <w:sz w:val="18"/>
           <w:szCs w:val="18"/>
         </w:rPr>
-        <w:t xml:space="preserve">事業者情報（所在地・代表者・連絡先・管轄裁判所）は</w:t>
+        <w:t xml:space="preserve">事業者情報・制定日を含め、</w:t>
       </w:r>
       <w:r>
         <w:rPr>
@@ -752,7 +751,7 @@
           <w:sz w:val="18"/>
           <w:szCs w:val="18"/>
         </w:rPr>
-        <w:t xml:space="preserve">すべて確定済み</w:t>
+        <w:t xml:space="preserve">記入すべき箇所はすべて確定済み</w:t>
       </w:r>
       <w:r>
         <w:rPr>
@@ -763,52 +762,7 @@
           <w:sz w:val="18"/>
           <w:szCs w:val="18"/>
         </w:rPr>
-        <w:t xml:space="preserve">です。残る空欄は末尾の</w:t>
-      </w:r>
-      <w:r>
-        <w:rPr>
-          <w:rFonts w:ascii="MS Mincho" w:cs="MS Mincho" w:eastAsia="MS Mincho" w:hAnsi="MS Mincho"/>
-          <w:b/>
-          <w:bCs/>
-          <w:color w:val="000000"/>
-          <w:sz w:val="18"/>
-          <w:szCs w:val="18"/>
-        </w:rPr>
-        <w:t xml:space="preserve">制定日</w:t>
-      </w:r>
-      <w:r>
-        <w:rPr>
-          <w:rFonts w:ascii="MS Mincho" w:cs="MS Mincho" w:eastAsia="MS Mincho" w:hAnsi="MS Mincho"/>
-          <w:b/>
-          <w:bCs/>
-          <w:color w:val="000000"/>
-          <w:sz w:val="18"/>
-          <w:szCs w:val="18"/>
-          <w:shd w:fill="EFEFEF" w:val="clear"/>
-        </w:rPr>
-        <w:t xml:space="preserve">〔記入⑥〕</w:t>
-      </w:r>
-      <w:r>
-        <w:rPr>
-          <w:rFonts w:ascii="MS Mincho" w:cs="MS Mincho" w:eastAsia="MS Mincho" w:hAnsi="MS Mincho"/>
-          <w:b/>
-          <w:bCs/>
-          <w:color w:val="000000"/>
-          <w:sz w:val="18"/>
-          <w:szCs w:val="18"/>
-        </w:rPr>
-        <w:t xml:space="preserve">＝サイトの公開日</w:t>
-      </w:r>
-      <w:r>
-        <w:rPr>
-          <w:rFonts w:ascii="MS Mincho" w:cs="MS Mincho" w:eastAsia="MS Mincho" w:hAnsi="MS Mincho"/>
-          <w:b w:val="false"/>
-          <w:bCs w:val="false"/>
-          <w:color w:val="000000"/>
-          <w:sz w:val="18"/>
-          <w:szCs w:val="18"/>
-        </w:rPr>
-        <w:t xml:space="preserve">のみで、公開日の決定にあわせて記入します。</w:t>
+        <w:t xml:space="preserve">です。本書に空欄はありません。</w:t>
       </w:r>
     </w:p>
     <w:p>
@@ -4012,53 +3966,7 @@
           <w:sz w:val="21"/>
           <w:szCs w:val="21"/>
         </w:rPr>
-        <w:t xml:space="preserve">制定日: </w:t>
-      </w:r>
-      <w:r>
-        <w:rPr>
-          <w:rFonts w:ascii="MS Mincho" w:cs="MS Mincho" w:eastAsia="MS Mincho" w:hAnsi="MS Mincho"/>
-          <w:b w:val="false"/>
-          <w:bCs w:val="false"/>
-          <w:color w:val="000000"/>
-          <w:sz w:val="21"/>
-          <w:szCs w:val="21"/>
-          <w:shd w:fill="EFEFEF" w:val="clear"/>
-        </w:rPr>
-        <w:t xml:space="preserve">〔記入⑥：公開予定日〕</w:t>
-      </w:r>
-      <w:r>
-        <w:rPr>
-          <w:rFonts w:ascii="MS Mincho" w:cs="MS Mincho" w:eastAsia="MS Mincho" w:hAnsi="MS Mincho"/>
-          <w:b w:val="false"/>
-          <w:bCs w:val="false"/>
-          <w:color w:val="000000"/>
-          <w:sz w:val="21"/>
-          <w:szCs w:val="21"/>
-        </w:rPr>
-        <w:t xml:space="preserve">／最終改定日: </w:t>
-      </w:r>
-      <w:r>
-        <w:rPr>
-          <w:rFonts w:ascii="MS Mincho" w:cs="MS Mincho" w:eastAsia="MS Mincho" w:hAnsi="MS Mincho"/>
-          <w:b w:val="false"/>
-          <w:bCs w:val="false"/>
-          <w:color w:val="000000"/>
-          <w:sz w:val="21"/>
-          <w:szCs w:val="21"/>
-          <w:shd w:fill="EFEFEF" w:val="clear"/>
-        </w:rPr>
-        <w:t xml:space="preserve">〔記入⑥と同日〕</w:t>
-      </w:r>
-      <w:r>
-        <w:rPr>
-          <w:rFonts w:ascii="MS Mincho" w:cs="MS Mincho" w:eastAsia="MS Mincho" w:hAnsi="MS Mincho"/>
-          <w:b w:val="false"/>
-          <w:bCs w:val="false"/>
-          <w:color w:val="000000"/>
-          <w:sz w:val="21"/>
-          <w:szCs w:val="21"/>
-        </w:rPr>
-        <w:t xml:space="preserve">／版数: </w:t>
+        <w:t xml:space="preserve">制定日: 2026年8月18日／最終改定日: 2026年8月18日／版数: </w:t>
       </w:r>
       <w:r>
         <w:rPr>

--- a/docs/legal/export/02_利用規約_案.docx
+++ b/docs/legal/export/02_利用規約_案.docx
@@ -365,7 +365,7 @@
                 <w:sz w:val="18"/>
                 <w:szCs w:val="18"/>
               </w:rPr>
-              <w:t xml:space="preserve">v1.0（弁護士レビュー用）</w:t>
+              <w:t xml:space="preserve">v1.0</w:t>
             </w:r>
           </w:p>
         </w:tc>
@@ -421,7 +421,7 @@
                 <w:sz w:val="18"/>
                 <w:szCs w:val="18"/>
               </w:rPr>
-              <w:t xml:space="preserve">2026年7月27日</w:t>
+              <w:t xml:space="preserve">2026年7月28日</w:t>
             </w:r>
           </w:p>
         </w:tc>
@@ -3966,7 +3966,7 @@
           <w:sz w:val="21"/>
           <w:szCs w:val="21"/>
         </w:rPr>
-        <w:t xml:space="preserve">制定日: 2026年8月18日／最終改定日: 2026年8月18日／版数: </w:t>
+        <w:t xml:space="preserve">制定日: 2026年8月8日／最終改定日: 2026年8月8日／版数: </w:t>
       </w:r>
       <w:r>
         <w:rPr>
@@ -3977,7 +3977,7 @@
           <w:sz w:val="21"/>
           <w:szCs w:val="21"/>
         </w:rPr>
-        <w:t xml:space="preserve">v1.0（弁護士レビュー用）</w:t>
+        <w:t xml:space="preserve">v1.0</w:t>
       </w:r>
     </w:p>
     <w:sectPr>
@@ -4149,7 +4149,7 @@
         <w:sz w:val="16"/>
         <w:szCs w:val="16"/>
       </w:rPr>
-      <w:t xml:space="preserve">樱聘 YingPin｜利用規約（案）｜v1.0（弁護士レビュー用）</w:t>
+      <w:t xml:space="preserve">樱聘 YingPin｜利用規約（案）｜v1.0</w:t>
     </w:r>
   </w:p>
 </w:hdr>

--- a/docs/legal/export/02_利用規約_案.docx
+++ b/docs/legal/export/02_利用規約_案.docx
@@ -789,13 +789,24 @@
       <w:r>
         <w:rPr>
           <w:rFonts w:ascii="MS Mincho" w:cs="MS Mincho" w:eastAsia="MS Mincho" w:hAnsi="MS Mincho"/>
-          <w:b w:val="false"/>
-          <w:bCs w:val="false"/>
+          <w:b/>
+          <w:bCs/>
           <w:color w:val="000000"/>
           <w:sz w:val="18"/>
           <w:szCs w:val="18"/>
         </w:rPr>
-        <w:t xml:space="preserve">中国語（簡体字）版は、日本語版の確定後に作成します。</w:t>
+        <w:t xml:space="preserve">中国語（簡体字）の要約を下記に置いています。</w:t>
+      </w:r>
+      <w:r>
+        <w:rPr>
+          <w:rFonts w:ascii="MS Mincho" w:cs="MS Mincho" w:eastAsia="MS Mincho" w:hAnsi="MS Mincho"/>
+          <w:b w:val="false"/>
+          <w:bCs w:val="false"/>
+          <w:color w:val="000000"/>
+          <w:sz w:val="18"/>
+          <w:szCs w:val="18"/>
+        </w:rPr>
+        <w:t xml:space="preserve"> 会員側の画面は中国語が既定表示のため、サイト上でも同じ要約を条文の前に掲出します。条文の全文は日本語のみとし、第26条により日本語を正文とします（→ 確認論点 C-3）。</w:t>
       </w:r>
     </w:p>
     <w:p>
@@ -831,6 +842,526 @@
           <w:sz w:val="24"/>
           <w:szCs w:val="24"/>
         </w:rPr>
+        <w:t xml:space="preserve">中文摘要（参考译文）</w:t>
+      </w:r>
+    </w:p>
+    <w:p>
+      <w:pPr>
+        <w:pBdr>
+          <w:left w:val="single" w:color="AAAAAA" w:sz="18" w:space="10"/>
+        </w:pBdr>
+        <w:shd w:fill="F5F5F5" w:val="clear"/>
+        <w:spacing w:after="160" w:before="120" w:line="280" w:lineRule="auto"/>
+        <w:ind w:left="260"/>
+        <w:jc w:val="both"/>
+      </w:pPr>
+      <w:r>
+        <w:rPr>
+          <w:rFonts w:ascii="MS Mincho" w:cs="MS Mincho" w:eastAsia="MS Mincho" w:hAnsi="MS Mincho"/>
+          <w:b/>
+          <w:bCs/>
+          <w:color w:val="000000"/>
+          <w:sz w:val="18"/>
+          <w:szCs w:val="18"/>
+        </w:rPr>
+        <w:t xml:space="preserve">本摘要仅为帮助理解而提供的参考译文。具有法律效力的是日语正文（见第26条）。如两者有出入，以日语正文为准。</w:t>
+      </w:r>
+    </w:p>
+    <w:p>
+      <w:pPr>
+        <w:pStyle w:val="ListParagraph"/>
+        <w:numPr>
+          <w:ilvl w:val="0"/>
+          <w:numId w:val="2"/>
+        </w:numPr>
+        <w:spacing w:after="80" w:line="290" w:lineRule="auto"/>
+        <w:jc w:val="both"/>
+      </w:pPr>
+      <w:r>
+        <w:rPr>
+          <w:rFonts w:ascii="MS Mincho" w:cs="MS Mincho" w:eastAsia="MS Mincho" w:hAnsi="MS Mincho"/>
+          <w:b/>
+          <w:bCs/>
+          <w:color w:val="000000"/>
+          <w:sz w:val="21"/>
+          <w:szCs w:val="21"/>
+        </w:rPr>
+        <w:t xml:space="preserve">完全免费</w:t>
+      </w:r>
+      <w:r>
+        <w:rPr>
+          <w:rFonts w:ascii="MS Mincho" w:cs="MS Mincho" w:eastAsia="MS Mincho" w:hAnsi="MS Mincho"/>
+          <w:b w:val="false"/>
+          <w:bCs w:val="false"/>
+          <w:color w:val="000000"/>
+          <w:sz w:val="21"/>
+          <w:szCs w:val="21"/>
+        </w:rPr>
+        <w:t xml:space="preserve">：求职者使用本服务、应聘职位、接受入职后支援，</w:t>
+      </w:r>
+      <w:r>
+        <w:rPr>
+          <w:rFonts w:ascii="MS Mincho" w:cs="MS Mincho" w:eastAsia="MS Mincho" w:hAnsi="MS Mincho"/>
+          <w:b/>
+          <w:bCs/>
+          <w:color w:val="000000"/>
+          <w:sz w:val="21"/>
+          <w:szCs w:val="21"/>
+        </w:rPr>
+        <w:t xml:space="preserve">均不收取任何费用</w:t>
+      </w:r>
+      <w:r>
+        <w:rPr>
+          <w:rFonts w:ascii="MS Mincho" w:cs="MS Mincho" w:eastAsia="MS Mincho" w:hAnsi="MS Mincho"/>
+          <w:b w:val="false"/>
+          <w:bCs w:val="false"/>
+          <w:color w:val="000000"/>
+          <w:sz w:val="21"/>
+          <w:szCs w:val="21"/>
+        </w:rPr>
+        <w:t xml:space="preserve">。这是日本《职业安定法》的要求（第8条）。若有人以本服务名义向您收费，请立即与我们联系。</w:t>
+      </w:r>
+    </w:p>
+    <w:p>
+      <w:pPr>
+        <w:pStyle w:val="ListParagraph"/>
+        <w:numPr>
+          <w:ilvl w:val="0"/>
+          <w:numId w:val="2"/>
+        </w:numPr>
+        <w:spacing w:after="80" w:line="290" w:lineRule="auto"/>
+        <w:jc w:val="both"/>
+      </w:pPr>
+      <w:r>
+        <w:rPr>
+          <w:rFonts w:ascii="MS Mincho" w:cs="MS Mincho" w:eastAsia="MS Mincho" w:hAnsi="MS Mincho"/>
+          <w:b/>
+          <w:bCs/>
+          <w:color w:val="000000"/>
+          <w:sz w:val="21"/>
+          <w:szCs w:val="21"/>
+        </w:rPr>
+        <w:t xml:space="preserve">谁在运营</w:t>
+      </w:r>
+      <w:r>
+        <w:rPr>
+          <w:rFonts w:ascii="MS Mincho" w:cs="MS Mincho" w:eastAsia="MS Mincho" w:hAnsi="MS Mincho"/>
+          <w:b w:val="false"/>
+          <w:bCs w:val="false"/>
+          <w:color w:val="000000"/>
+          <w:sz w:val="21"/>
+          <w:szCs w:val="21"/>
+        </w:rPr>
+        <w:t xml:space="preserve">：株式会社Partner（收费职业介绍事业 许可号 11-ユ-301340）。入职后的支援由Partner协同组合（特定技能登录支援机关）负责（第2条、第13条）。</w:t>
+      </w:r>
+    </w:p>
+    <w:p>
+      <w:pPr>
+        <w:pStyle w:val="ListParagraph"/>
+        <w:numPr>
+          <w:ilvl w:val="0"/>
+          <w:numId w:val="2"/>
+        </w:numPr>
+        <w:spacing w:after="80" w:line="290" w:lineRule="auto"/>
+        <w:jc w:val="both"/>
+      </w:pPr>
+      <w:r>
+        <w:rPr>
+          <w:rFonts w:ascii="MS Mincho" w:cs="MS Mincho" w:eastAsia="MS Mincho" w:hAnsi="MS Mincho"/>
+          <w:b/>
+          <w:bCs/>
+          <w:color w:val="000000"/>
+          <w:sz w:val="21"/>
+          <w:szCs w:val="21"/>
+        </w:rPr>
+        <w:t xml:space="preserve">年龄要求</w:t>
+      </w:r>
+      <w:r>
+        <w:rPr>
+          <w:rFonts w:ascii="MS Mincho" w:cs="MS Mincho" w:eastAsia="MS Mincho" w:hAnsi="MS Mincho"/>
+          <w:b w:val="false"/>
+          <w:bCs w:val="false"/>
+          <w:color w:val="000000"/>
+          <w:sz w:val="21"/>
+          <w:szCs w:val="21"/>
+        </w:rPr>
+        <w:t xml:space="preserve">：</w:t>
+      </w:r>
+      <w:r>
+        <w:rPr>
+          <w:rFonts w:ascii="MS Mincho" w:cs="MS Mincho" w:eastAsia="MS Mincho" w:hAnsi="MS Mincho"/>
+          <w:b/>
+          <w:bCs/>
+          <w:color w:val="000000"/>
+          <w:sz w:val="21"/>
+          <w:szCs w:val="21"/>
+        </w:rPr>
+        <w:t xml:space="preserve">未满18周岁不能注册</w:t>
+      </w:r>
+      <w:r>
+        <w:rPr>
+          <w:rFonts w:ascii="MS Mincho" w:cs="MS Mincho" w:eastAsia="MS Mincho" w:hAnsi="MS Mincho"/>
+          <w:b w:val="false"/>
+          <w:bCs w:val="false"/>
+          <w:color w:val="000000"/>
+          <w:sz w:val="21"/>
+          <w:szCs w:val="21"/>
+        </w:rPr>
+        <w:t xml:space="preserve">（第7条）。</w:t>
+      </w:r>
+    </w:p>
+    <w:p>
+      <w:pPr>
+        <w:pStyle w:val="ListParagraph"/>
+        <w:numPr>
+          <w:ilvl w:val="0"/>
+          <w:numId w:val="2"/>
+        </w:numPr>
+        <w:spacing w:after="80" w:line="290" w:lineRule="auto"/>
+        <w:jc w:val="both"/>
+      </w:pPr>
+      <w:r>
+        <w:rPr>
+          <w:rFonts w:ascii="MS Mincho" w:cs="MS Mincho" w:eastAsia="MS Mincho" w:hAnsi="MS Mincho"/>
+          <w:b/>
+          <w:bCs/>
+          <w:color w:val="000000"/>
+          <w:sz w:val="21"/>
+          <w:szCs w:val="21"/>
+        </w:rPr>
+        <w:t xml:space="preserve">身份确认</w:t>
+      </w:r>
+      <w:r>
+        <w:rPr>
+          <w:rFonts w:ascii="MS Mincho" w:cs="MS Mincho" w:eastAsia="MS Mincho" w:hAnsi="MS Mincho"/>
+          <w:b w:val="false"/>
+          <w:bCs w:val="false"/>
+          <w:color w:val="000000"/>
+          <w:sz w:val="21"/>
+          <w:szCs w:val="21"/>
+        </w:rPr>
+        <w:t xml:space="preserve">：注册后，工作人员会通过微信与您确认本人身份（第5条）。</w:t>
+      </w:r>
+    </w:p>
+    <w:p>
+      <w:pPr>
+        <w:pStyle w:val="ListParagraph"/>
+        <w:numPr>
+          <w:ilvl w:val="0"/>
+          <w:numId w:val="2"/>
+        </w:numPr>
+        <w:spacing w:after="80" w:line="290" w:lineRule="auto"/>
+        <w:jc w:val="both"/>
+      </w:pPr>
+      <w:r>
+        <w:rPr>
+          <w:rFonts w:ascii="MS Mincho" w:cs="MS Mincho" w:eastAsia="MS Mincho" w:hAnsi="MS Mincho"/>
+          <w:b/>
+          <w:bCs/>
+          <w:color w:val="000000"/>
+          <w:sz w:val="21"/>
+          <w:szCs w:val="21"/>
+        </w:rPr>
+        <w:t xml:space="preserve">应聘流程</w:t>
+      </w:r>
+      <w:r>
+        <w:rPr>
+          <w:rFonts w:ascii="MS Mincho" w:cs="MS Mincho" w:eastAsia="MS Mincho" w:hAnsi="MS Mincho"/>
+          <w:b w:val="false"/>
+          <w:bCs w:val="false"/>
+          <w:color w:val="000000"/>
+          <w:sz w:val="21"/>
+          <w:szCs w:val="21"/>
+        </w:rPr>
+        <w:t xml:space="preserve">：您在网站上应聘 → 我们判断是否介绍给企业 → </w:t>
+      </w:r>
+      <w:r>
+        <w:rPr>
+          <w:rFonts w:ascii="MS Mincho" w:cs="MS Mincho" w:eastAsia="MS Mincho" w:hAnsi="MS Mincho"/>
+          <w:b/>
+          <w:bCs/>
+          <w:color w:val="000000"/>
+          <w:sz w:val="21"/>
+          <w:szCs w:val="21"/>
+        </w:rPr>
+        <w:t xml:space="preserve">在向企业提供您的信息之前，会逐个企业单独征得您的同意</w:t>
+      </w:r>
+      <w:r>
+        <w:rPr>
+          <w:rFonts w:ascii="MS Mincho" w:cs="MS Mincho" w:eastAsia="MS Mincho" w:hAnsi="MS Mincho"/>
+          <w:b w:val="false"/>
+          <w:bCs w:val="false"/>
+          <w:color w:val="000000"/>
+          <w:sz w:val="21"/>
+          <w:szCs w:val="21"/>
+        </w:rPr>
+        <w:t xml:space="preserve"> → 安排面试（第11条）。</w:t>
+      </w:r>
+      <w:r>
+        <w:rPr>
+          <w:rFonts w:ascii="MS Mincho" w:cs="MS Mincho" w:eastAsia="MS Mincho" w:hAnsi="MS Mincho"/>
+          <w:b/>
+          <w:bCs/>
+          <w:color w:val="000000"/>
+          <w:sz w:val="21"/>
+          <w:szCs w:val="21"/>
+        </w:rPr>
+        <w:t xml:space="preserve">未经您同意，不会将您的信息提供给任何企业。</w:t>
+      </w:r>
+    </w:p>
+    <w:p>
+      <w:pPr>
+        <w:pStyle w:val="ListParagraph"/>
+        <w:numPr>
+          <w:ilvl w:val="0"/>
+          <w:numId w:val="2"/>
+        </w:numPr>
+        <w:spacing w:after="80" w:line="290" w:lineRule="auto"/>
+        <w:jc w:val="both"/>
+      </w:pPr>
+      <w:r>
+        <w:rPr>
+          <w:rFonts w:ascii="MS Mincho" w:cs="MS Mincho" w:eastAsia="MS Mincho" w:hAnsi="MS Mincho"/>
+          <w:b/>
+          <w:bCs/>
+          <w:color w:val="000000"/>
+          <w:sz w:val="21"/>
+          <w:szCs w:val="21"/>
+        </w:rPr>
+        <w:t xml:space="preserve">我们不做的事</w:t>
+      </w:r>
+      <w:r>
+        <w:rPr>
+          <w:rFonts w:ascii="MS Mincho" w:cs="MS Mincho" w:eastAsia="MS Mincho" w:hAnsi="MS Mincho"/>
+          <w:b w:val="false"/>
+          <w:bCs w:val="false"/>
+          <w:color w:val="000000"/>
+          <w:sz w:val="21"/>
+          <w:szCs w:val="21"/>
+        </w:rPr>
+        <w:t xml:space="preserve">：本服务是职业介绍，</w:t>
+      </w:r>
+      <w:r>
+        <w:rPr>
+          <w:rFonts w:ascii="MS Mincho" w:cs="MS Mincho" w:eastAsia="MS Mincho" w:hAnsi="MS Mincho"/>
+          <w:b/>
+          <w:bCs/>
+          <w:color w:val="000000"/>
+          <w:sz w:val="21"/>
+          <w:szCs w:val="21"/>
+        </w:rPr>
+        <w:t xml:space="preserve">不保证录用、不保证在留资格获批、不代办签证申请</w:t>
+      </w:r>
+      <w:r>
+        <w:rPr>
+          <w:rFonts w:ascii="MS Mincho" w:cs="MS Mincho" w:eastAsia="MS Mincho" w:hAnsi="MS Mincho"/>
+          <w:b w:val="false"/>
+          <w:bCs w:val="false"/>
+          <w:color w:val="000000"/>
+          <w:sz w:val="21"/>
+          <w:szCs w:val="21"/>
+        </w:rPr>
+        <w:t xml:space="preserve">（第12条、第16条）。</w:t>
+      </w:r>
+    </w:p>
+    <w:p>
+      <w:pPr>
+        <w:pStyle w:val="ListParagraph"/>
+        <w:numPr>
+          <w:ilvl w:val="0"/>
+          <w:numId w:val="2"/>
+        </w:numPr>
+        <w:spacing w:after="80" w:line="290" w:lineRule="auto"/>
+        <w:jc w:val="both"/>
+      </w:pPr>
+      <w:r>
+        <w:rPr>
+          <w:rFonts w:ascii="MS Mincho" w:cs="MS Mincho" w:eastAsia="MS Mincho" w:hAnsi="MS Mincho"/>
+          <w:b/>
+          <w:bCs/>
+          <w:color w:val="000000"/>
+          <w:sz w:val="21"/>
+          <w:szCs w:val="21"/>
+        </w:rPr>
+        <w:t xml:space="preserve">禁止事项</w:t>
+      </w:r>
+      <w:r>
+        <w:rPr>
+          <w:rFonts w:ascii="MS Mincho" w:cs="MS Mincho" w:eastAsia="MS Mincho" w:hAnsi="MS Mincho"/>
+          <w:b w:val="false"/>
+          <w:bCs w:val="false"/>
+          <w:color w:val="000000"/>
+          <w:sz w:val="21"/>
+          <w:szCs w:val="21"/>
+        </w:rPr>
+        <w:t xml:space="preserve">：虚假申报、冒用他人身份、妨碍业务等（第14条）。违反时可能限制使用或注销账号（第15条）。</w:t>
+      </w:r>
+    </w:p>
+    <w:p>
+      <w:pPr>
+        <w:pStyle w:val="ListParagraph"/>
+        <w:numPr>
+          <w:ilvl w:val="0"/>
+          <w:numId w:val="2"/>
+        </w:numPr>
+        <w:spacing w:after="80" w:line="290" w:lineRule="auto"/>
+        <w:jc w:val="both"/>
+      </w:pPr>
+      <w:r>
+        <w:rPr>
+          <w:rFonts w:ascii="MS Mincho" w:cs="MS Mincho" w:eastAsia="MS Mincho" w:hAnsi="MS Mincho"/>
+          <w:b/>
+          <w:bCs/>
+          <w:color w:val="000000"/>
+          <w:sz w:val="21"/>
+          <w:szCs w:val="21"/>
+        </w:rPr>
+        <w:t xml:space="preserve">退出</w:t>
+      </w:r>
+      <w:r>
+        <w:rPr>
+          <w:rFonts w:ascii="MS Mincho" w:cs="MS Mincho" w:eastAsia="MS Mincho" w:hAnsi="MS Mincho"/>
+          <w:b w:val="false"/>
+          <w:bCs w:val="false"/>
+          <w:color w:val="000000"/>
+          <w:sz w:val="21"/>
+          <w:szCs w:val="21"/>
+        </w:rPr>
+        <w:t xml:space="preserve">：您可以随时申请退会。但依据《职业安定法》必须保存的记录，会在保存期满后删除（第19条，详见隐私政策第11条）。</w:t>
+      </w:r>
+    </w:p>
+    <w:p>
+      <w:pPr>
+        <w:pStyle w:val="ListParagraph"/>
+        <w:numPr>
+          <w:ilvl w:val="0"/>
+          <w:numId w:val="2"/>
+        </w:numPr>
+        <w:spacing w:after="80" w:line="290" w:lineRule="auto"/>
+        <w:jc w:val="both"/>
+      </w:pPr>
+      <w:r>
+        <w:rPr>
+          <w:rFonts w:ascii="MS Mincho" w:cs="MS Mincho" w:eastAsia="MS Mincho" w:hAnsi="MS Mincho"/>
+          <w:b/>
+          <w:bCs/>
+          <w:color w:val="000000"/>
+          <w:sz w:val="21"/>
+          <w:szCs w:val="21"/>
+        </w:rPr>
+        <w:t xml:space="preserve">个人信息</w:t>
+      </w:r>
+      <w:r>
+        <w:rPr>
+          <w:rFonts w:ascii="MS Mincho" w:cs="MS Mincho" w:eastAsia="MS Mincho" w:hAnsi="MS Mincho"/>
+          <w:b w:val="false"/>
+          <w:bCs w:val="false"/>
+          <w:color w:val="000000"/>
+          <w:sz w:val="21"/>
+          <w:szCs w:val="21"/>
+        </w:rPr>
+        <w:t xml:space="preserve">：如何收集和使用，请见《隐私政策》（第20条）。</w:t>
+      </w:r>
+    </w:p>
+    <w:p>
+      <w:pPr>
+        <w:pStyle w:val="ListParagraph"/>
+        <w:numPr>
+          <w:ilvl w:val="0"/>
+          <w:numId w:val="2"/>
+        </w:numPr>
+        <w:spacing w:after="80" w:line="290" w:lineRule="auto"/>
+        <w:jc w:val="both"/>
+      </w:pPr>
+      <w:r>
+        <w:rPr>
+          <w:rFonts w:ascii="MS Mincho" w:cs="MS Mincho" w:eastAsia="MS Mincho" w:hAnsi="MS Mincho"/>
+          <w:b/>
+          <w:bCs/>
+          <w:color w:val="000000"/>
+          <w:sz w:val="21"/>
+          <w:szCs w:val="21"/>
+        </w:rPr>
+        <w:t xml:space="preserve">投诉与咨询</w:t>
+      </w:r>
+      <w:r>
+        <w:rPr>
+          <w:rFonts w:ascii="MS Mincho" w:cs="MS Mincho" w:eastAsia="MS Mincho" w:hAnsi="MS Mincho"/>
+          <w:b w:val="false"/>
+          <w:bCs w:val="false"/>
+          <w:color w:val="000000"/>
+          <w:sz w:val="21"/>
+          <w:szCs w:val="21"/>
+        </w:rPr>
+        <w:t xml:space="preserve">：yazawa-y@partner-japan.biz（第22条）。</w:t>
+      </w:r>
+    </w:p>
+    <w:p>
+      <w:pPr>
+        <w:pStyle w:val="ListParagraph"/>
+        <w:numPr>
+          <w:ilvl w:val="0"/>
+          <w:numId w:val="2"/>
+        </w:numPr>
+        <w:spacing w:after="80" w:line="290" w:lineRule="auto"/>
+        <w:jc w:val="both"/>
+      </w:pPr>
+      <w:r>
+        <w:rPr>
+          <w:rFonts w:ascii="MS Mincho" w:cs="MS Mincho" w:eastAsia="MS Mincho" w:hAnsi="MS Mincho"/>
+          <w:b/>
+          <w:bCs/>
+          <w:color w:val="000000"/>
+          <w:sz w:val="21"/>
+          <w:szCs w:val="21"/>
+        </w:rPr>
+        <w:t xml:space="preserve">适用法律</w:t>
+      </w:r>
+      <w:r>
+        <w:rPr>
+          <w:rFonts w:ascii="MS Mincho" w:cs="MS Mincho" w:eastAsia="MS Mincho" w:hAnsi="MS Mincho"/>
+          <w:b w:val="false"/>
+          <w:bCs w:val="false"/>
+          <w:color w:val="000000"/>
+          <w:sz w:val="21"/>
+          <w:szCs w:val="21"/>
+        </w:rPr>
+        <w:t xml:space="preserve">：日本法。管辖法院为埼玉地方法院（第25条）。</w:t>
+      </w:r>
+    </w:p>
+    <w:p>
+      <w:pPr>
+        <w:pBdr>
+          <w:bottom w:val="single" w:color="CCCCCC" w:sz="6" w:space="2"/>
+        </w:pBdr>
+        <w:spacing w:after="200" w:before="120"/>
+      </w:pPr>
+      <w:r>
+        <w:rPr>
+          <w:sz w:val="2"/>
+          <w:szCs w:val="2"/>
+        </w:rPr>
+        <w:t xml:space="preserve"/>
+      </w:r>
+    </w:p>
+    <w:p>
+      <w:pPr>
+        <w:pStyle w:val="Heading2"/>
+        <w:keepNext/>
+        <w:pBdr>
+          <w:bottom w:val="single" w:color="C0392B" w:sz="8" w:space="4"/>
+        </w:pBdr>
+        <w:spacing w:after="140" w:before="360"/>
+      </w:pPr>
+      <w:r>
+        <w:rPr>
+          <w:rFonts w:ascii="MS Gothic" w:cs="MS Gothic" w:eastAsia="MS Gothic" w:hAnsi="MS Gothic"/>
+          <w:b/>
+          <w:bCs/>
+          <w:color w:val="000000"/>
+          <w:sz w:val="24"/>
+          <w:szCs w:val="24"/>
+        </w:rPr>
         <w:t xml:space="preserve">第1条（本規約の適用）</w:t>
       </w:r>
     </w:p>
@@ -839,7 +1370,7 @@
         <w:pStyle w:val="ListParagraph"/>
         <w:numPr>
           <w:ilvl w:val="0"/>
-          <w:numId w:val="2"/>
+          <w:numId w:val="3"/>
         </w:numPr>
         <w:spacing w:after="80" w:line="290" w:lineRule="auto"/>
         <w:jc w:val="both"/>
@@ -861,7 +1392,7 @@
         <w:pStyle w:val="ListParagraph"/>
         <w:numPr>
           <w:ilvl w:val="0"/>
-          <w:numId w:val="2"/>
+          <w:numId w:val="3"/>
         </w:numPr>
         <w:spacing w:after="80" w:line="290" w:lineRule="auto"/>
         <w:jc w:val="both"/>
@@ -883,7 +1414,7 @@
         <w:pStyle w:val="ListParagraph"/>
         <w:numPr>
           <w:ilvl w:val="0"/>
-          <w:numId w:val="2"/>
+          <w:numId w:val="3"/>
         </w:numPr>
         <w:spacing w:after="80" w:line="290" w:lineRule="auto"/>
         <w:jc w:val="both"/>
@@ -1426,7 +1957,7 @@
         <w:pStyle w:val="ListParagraph"/>
         <w:numPr>
           <w:ilvl w:val="0"/>
-          <w:numId w:val="3"/>
+          <w:numId w:val="4"/>
         </w:numPr>
         <w:spacing w:after="80" w:line="290" w:lineRule="auto"/>
         <w:jc w:val="both"/>
@@ -1448,7 +1979,7 @@
         <w:pStyle w:val="ListParagraph"/>
         <w:numPr>
           <w:ilvl w:val="0"/>
-          <w:numId w:val="3"/>
+          <w:numId w:val="4"/>
         </w:numPr>
         <w:spacing w:after="80" w:line="290" w:lineRule="auto"/>
         <w:jc w:val="both"/>
@@ -1470,7 +2001,7 @@
         <w:pStyle w:val="ListParagraph"/>
         <w:numPr>
           <w:ilvl w:val="0"/>
-          <w:numId w:val="3"/>
+          <w:numId w:val="4"/>
         </w:numPr>
         <w:spacing w:after="80" w:line="290" w:lineRule="auto"/>
         <w:jc w:val="both"/>
@@ -1492,7 +2023,7 @@
         <w:pStyle w:val="ListParagraph"/>
         <w:numPr>
           <w:ilvl w:val="0"/>
-          <w:numId w:val="3"/>
+          <w:numId w:val="4"/>
         </w:numPr>
         <w:spacing w:after="80" w:line="290" w:lineRule="auto"/>
         <w:jc w:val="both"/>
@@ -1514,7 +2045,7 @@
         <w:pStyle w:val="ListParagraph"/>
         <w:numPr>
           <w:ilvl w:val="0"/>
-          <w:numId w:val="3"/>
+          <w:numId w:val="4"/>
         </w:numPr>
         <w:spacing w:after="80" w:line="290" w:lineRule="auto"/>
         <w:jc w:val="both"/>
@@ -1536,7 +2067,7 @@
         <w:pStyle w:val="ListParagraph"/>
         <w:numPr>
           <w:ilvl w:val="0"/>
-          <w:numId w:val="3"/>
+          <w:numId w:val="4"/>
         </w:numPr>
         <w:spacing w:after="80" w:line="290" w:lineRule="auto"/>
         <w:jc w:val="both"/>
@@ -1579,7 +2110,7 @@
         <w:pStyle w:val="ListParagraph"/>
         <w:numPr>
           <w:ilvl w:val="0"/>
-          <w:numId w:val="4"/>
+          <w:numId w:val="5"/>
         </w:numPr>
         <w:spacing w:after="80" w:line="290" w:lineRule="auto"/>
         <w:jc w:val="both"/>
@@ -1612,7 +2143,7 @@
         <w:pStyle w:val="ListParagraph"/>
         <w:numPr>
           <w:ilvl w:val="0"/>
-          <w:numId w:val="4"/>
+          <w:numId w:val="5"/>
         </w:numPr>
         <w:spacing w:after="80" w:line="290" w:lineRule="auto"/>
         <w:jc w:val="both"/>
@@ -1634,7 +2165,7 @@
         <w:pStyle w:val="ListParagraph"/>
         <w:numPr>
           <w:ilvl w:val="0"/>
-          <w:numId w:val="4"/>
+          <w:numId w:val="5"/>
         </w:numPr>
         <w:spacing w:after="80" w:line="290" w:lineRule="auto"/>
         <w:jc w:val="both"/>
@@ -1656,7 +2187,7 @@
         <w:pStyle w:val="ListParagraph"/>
         <w:numPr>
           <w:ilvl w:val="1"/>
-          <w:numId w:val="4"/>
+          <w:numId w:val="5"/>
         </w:numPr>
         <w:spacing w:after="80" w:line="290" w:lineRule="auto"/>
         <w:jc w:val="both"/>
@@ -1678,7 +2209,7 @@
         <w:pStyle w:val="ListParagraph"/>
         <w:numPr>
           <w:ilvl w:val="1"/>
-          <w:numId w:val="4"/>
+          <w:numId w:val="5"/>
         </w:numPr>
         <w:spacing w:after="80" w:line="290" w:lineRule="auto"/>
         <w:jc w:val="both"/>
@@ -1700,7 +2231,7 @@
         <w:pStyle w:val="ListParagraph"/>
         <w:numPr>
           <w:ilvl w:val="1"/>
-          <w:numId w:val="4"/>
+          <w:numId w:val="5"/>
         </w:numPr>
         <w:spacing w:after="80" w:line="290" w:lineRule="auto"/>
         <w:jc w:val="both"/>
@@ -1722,7 +2253,7 @@
         <w:pStyle w:val="ListParagraph"/>
         <w:numPr>
           <w:ilvl w:val="1"/>
-          <w:numId w:val="4"/>
+          <w:numId w:val="5"/>
         </w:numPr>
         <w:spacing w:after="80" w:line="290" w:lineRule="auto"/>
         <w:jc w:val="both"/>
@@ -1744,7 +2275,7 @@
         <w:pStyle w:val="ListParagraph"/>
         <w:numPr>
           <w:ilvl w:val="0"/>
-          <w:numId w:val="4"/>
+          <w:numId w:val="5"/>
         </w:numPr>
         <w:spacing w:after="80" w:line="290" w:lineRule="auto"/>
         <w:jc w:val="both"/>
@@ -1787,7 +2318,7 @@
         <w:pStyle w:val="ListParagraph"/>
         <w:numPr>
           <w:ilvl w:val="0"/>
-          <w:numId w:val="5"/>
+          <w:numId w:val="6"/>
         </w:numPr>
         <w:spacing w:after="80" w:line="290" w:lineRule="auto"/>
         <w:jc w:val="both"/>
@@ -1809,7 +2340,7 @@
         <w:pStyle w:val="ListParagraph"/>
         <w:numPr>
           <w:ilvl w:val="0"/>
-          <w:numId w:val="5"/>
+          <w:numId w:val="6"/>
         </w:numPr>
         <w:spacing w:after="80" w:line="290" w:lineRule="auto"/>
         <w:jc w:val="both"/>
@@ -1831,7 +2362,7 @@
         <w:pStyle w:val="ListParagraph"/>
         <w:numPr>
           <w:ilvl w:val="0"/>
-          <w:numId w:val="5"/>
+          <w:numId w:val="6"/>
         </w:numPr>
         <w:spacing w:after="80" w:line="290" w:lineRule="auto"/>
         <w:jc w:val="both"/>
@@ -1874,7 +2405,7 @@
         <w:pStyle w:val="ListParagraph"/>
         <w:numPr>
           <w:ilvl w:val="0"/>
-          <w:numId w:val="6"/>
+          <w:numId w:val="7"/>
         </w:numPr>
         <w:spacing w:after="80" w:line="290" w:lineRule="auto"/>
         <w:jc w:val="both"/>
@@ -1896,7 +2427,7 @@
         <w:pStyle w:val="ListParagraph"/>
         <w:numPr>
           <w:ilvl w:val="0"/>
-          <w:numId w:val="6"/>
+          <w:numId w:val="7"/>
         </w:numPr>
         <w:spacing w:after="80" w:line="290" w:lineRule="auto"/>
         <w:jc w:val="both"/>
@@ -1929,7 +2460,7 @@
         <w:pStyle w:val="ListParagraph"/>
         <w:numPr>
           <w:ilvl w:val="0"/>
-          <w:numId w:val="6"/>
+          <w:numId w:val="7"/>
         </w:numPr>
         <w:spacing w:after="80" w:line="290" w:lineRule="auto"/>
         <w:jc w:val="both"/>
@@ -1972,7 +2503,7 @@
         <w:pStyle w:val="ListParagraph"/>
         <w:numPr>
           <w:ilvl w:val="0"/>
-          <w:numId w:val="7"/>
+          <w:numId w:val="8"/>
         </w:numPr>
         <w:spacing w:after="80" w:line="290" w:lineRule="auto"/>
         <w:jc w:val="both"/>
@@ -2016,7 +2547,7 @@
         <w:pStyle w:val="ListParagraph"/>
         <w:numPr>
           <w:ilvl w:val="0"/>
-          <w:numId w:val="7"/>
+          <w:numId w:val="8"/>
         </w:numPr>
         <w:spacing w:after="80" w:line="290" w:lineRule="auto"/>
         <w:jc w:val="both"/>
@@ -2059,7 +2590,7 @@
         <w:pStyle w:val="ListParagraph"/>
         <w:numPr>
           <w:ilvl w:val="0"/>
-          <w:numId w:val="8"/>
+          <w:numId w:val="9"/>
         </w:numPr>
         <w:spacing w:after="80" w:line="290" w:lineRule="auto"/>
         <w:jc w:val="both"/>
@@ -2081,7 +2612,7 @@
         <w:pStyle w:val="ListParagraph"/>
         <w:numPr>
           <w:ilvl w:val="0"/>
-          <w:numId w:val="8"/>
+          <w:numId w:val="9"/>
         </w:numPr>
         <w:spacing w:after="80" w:line="290" w:lineRule="auto"/>
         <w:jc w:val="both"/>
@@ -2103,7 +2634,7 @@
         <w:pStyle w:val="ListParagraph"/>
         <w:numPr>
           <w:ilvl w:val="0"/>
-          <w:numId w:val="8"/>
+          <w:numId w:val="9"/>
         </w:numPr>
         <w:spacing w:after="80" w:line="290" w:lineRule="auto"/>
         <w:jc w:val="both"/>
@@ -2125,7 +2656,7 @@
         <w:pStyle w:val="ListParagraph"/>
         <w:numPr>
           <w:ilvl w:val="0"/>
-          <w:numId w:val="8"/>
+          <w:numId w:val="9"/>
         </w:numPr>
         <w:spacing w:after="80" w:line="290" w:lineRule="auto"/>
         <w:jc w:val="both"/>
@@ -2185,7 +2716,7 @@
         <w:pStyle w:val="ListParagraph"/>
         <w:numPr>
           <w:ilvl w:val="0"/>
-          <w:numId w:val="9"/>
+          <w:numId w:val="10"/>
         </w:numPr>
         <w:spacing w:after="80" w:line="290" w:lineRule="auto"/>
         <w:jc w:val="both"/>
@@ -2235,7 +2766,7 @@
         <w:pStyle w:val="ListParagraph"/>
         <w:numPr>
           <w:ilvl w:val="0"/>
-          <w:numId w:val="10"/>
+          <w:numId w:val="11"/>
         </w:numPr>
         <w:spacing w:after="80" w:line="290" w:lineRule="auto"/>
         <w:jc w:val="both"/>
@@ -2268,7 +2799,7 @@
         <w:pStyle w:val="ListParagraph"/>
         <w:numPr>
           <w:ilvl w:val="0"/>
-          <w:numId w:val="10"/>
+          <w:numId w:val="11"/>
         </w:numPr>
         <w:spacing w:after="80" w:line="290" w:lineRule="auto"/>
         <w:jc w:val="both"/>
@@ -2301,7 +2832,7 @@
         <w:pStyle w:val="ListParagraph"/>
         <w:numPr>
           <w:ilvl w:val="0"/>
-          <w:numId w:val="10"/>
+          <w:numId w:val="11"/>
         </w:numPr>
         <w:spacing w:after="80" w:line="290" w:lineRule="auto"/>
         <w:jc w:val="both"/>
@@ -2334,7 +2865,7 @@
         <w:pStyle w:val="ListParagraph"/>
         <w:numPr>
           <w:ilvl w:val="0"/>
-          <w:numId w:val="10"/>
+          <w:numId w:val="11"/>
         </w:numPr>
         <w:spacing w:after="80" w:line="290" w:lineRule="auto"/>
         <w:jc w:val="both"/>
@@ -2388,7 +2919,7 @@
         <w:pStyle w:val="ListParagraph"/>
         <w:numPr>
           <w:ilvl w:val="0"/>
-          <w:numId w:val="11"/>
+          <w:numId w:val="12"/>
         </w:numPr>
         <w:spacing w:after="80" w:line="290" w:lineRule="auto"/>
         <w:jc w:val="both"/>
@@ -2432,7 +2963,7 @@
         <w:pStyle w:val="ListParagraph"/>
         <w:numPr>
           <w:ilvl w:val="0"/>
-          <w:numId w:val="11"/>
+          <w:numId w:val="12"/>
         </w:numPr>
         <w:spacing w:after="80" w:line="290" w:lineRule="auto"/>
         <w:jc w:val="both"/>
@@ -2454,7 +2985,7 @@
         <w:pStyle w:val="ListParagraph"/>
         <w:numPr>
           <w:ilvl w:val="1"/>
-          <w:numId w:val="11"/>
+          <w:numId w:val="12"/>
         </w:numPr>
         <w:spacing w:after="80" w:line="290" w:lineRule="auto"/>
         <w:jc w:val="both"/>
@@ -2498,7 +3029,7 @@
         <w:pStyle w:val="ListParagraph"/>
         <w:numPr>
           <w:ilvl w:val="1"/>
-          <w:numId w:val="11"/>
+          <w:numId w:val="12"/>
         </w:numPr>
         <w:spacing w:after="80" w:line="290" w:lineRule="auto"/>
         <w:jc w:val="both"/>
@@ -2520,7 +3051,7 @@
         <w:pStyle w:val="ListParagraph"/>
         <w:numPr>
           <w:ilvl w:val="1"/>
-          <w:numId w:val="11"/>
+          <w:numId w:val="12"/>
         </w:numPr>
         <w:spacing w:after="80" w:line="290" w:lineRule="auto"/>
         <w:jc w:val="both"/>
@@ -2542,7 +3073,7 @@
         <w:pStyle w:val="ListParagraph"/>
         <w:numPr>
           <w:ilvl w:val="0"/>
-          <w:numId w:val="11"/>
+          <w:numId w:val="12"/>
         </w:numPr>
         <w:spacing w:after="80" w:line="290" w:lineRule="auto"/>
         <w:jc w:val="both"/>
@@ -2585,7 +3116,7 @@
         <w:pStyle w:val="ListParagraph"/>
         <w:numPr>
           <w:ilvl w:val="0"/>
-          <w:numId w:val="12"/>
+          <w:numId w:val="13"/>
         </w:numPr>
         <w:spacing w:after="80" w:line="290" w:lineRule="auto"/>
         <w:jc w:val="both"/>
@@ -2607,7 +3138,7 @@
         <w:pStyle w:val="ListParagraph"/>
         <w:numPr>
           <w:ilvl w:val="0"/>
-          <w:numId w:val="12"/>
+          <w:numId w:val="13"/>
         </w:numPr>
         <w:spacing w:after="80" w:line="290" w:lineRule="auto"/>
         <w:jc w:val="both"/>
@@ -2629,7 +3160,7 @@
         <w:pStyle w:val="ListParagraph"/>
         <w:numPr>
           <w:ilvl w:val="0"/>
-          <w:numId w:val="12"/>
+          <w:numId w:val="13"/>
         </w:numPr>
         <w:spacing w:after="80" w:line="290" w:lineRule="auto"/>
         <w:jc w:val="both"/>
@@ -2673,7 +3204,7 @@
         <w:pStyle w:val="ListParagraph"/>
         <w:numPr>
           <w:ilvl w:val="0"/>
-          <w:numId w:val="12"/>
+          <w:numId w:val="13"/>
         </w:numPr>
         <w:spacing w:after="80" w:line="290" w:lineRule="auto"/>
         <w:jc w:val="both"/>
@@ -2733,7 +3264,7 @@
         <w:pStyle w:val="ListParagraph"/>
         <w:numPr>
           <w:ilvl w:val="0"/>
-          <w:numId w:val="13"/>
+          <w:numId w:val="14"/>
         </w:numPr>
         <w:spacing w:after="80" w:line="290" w:lineRule="auto"/>
         <w:jc w:val="both"/>
@@ -2755,7 +3286,7 @@
         <w:pStyle w:val="ListParagraph"/>
         <w:numPr>
           <w:ilvl w:val="0"/>
-          <w:numId w:val="13"/>
+          <w:numId w:val="14"/>
         </w:numPr>
         <w:spacing w:after="80" w:line="290" w:lineRule="auto"/>
         <w:jc w:val="both"/>
@@ -2777,7 +3308,7 @@
         <w:pStyle w:val="ListParagraph"/>
         <w:numPr>
           <w:ilvl w:val="0"/>
-          <w:numId w:val="13"/>
+          <w:numId w:val="14"/>
         </w:numPr>
         <w:spacing w:after="80" w:line="290" w:lineRule="auto"/>
         <w:jc w:val="both"/>
@@ -2799,7 +3330,7 @@
         <w:pStyle w:val="ListParagraph"/>
         <w:numPr>
           <w:ilvl w:val="0"/>
-          <w:numId w:val="13"/>
+          <w:numId w:val="14"/>
         </w:numPr>
         <w:spacing w:after="80" w:line="290" w:lineRule="auto"/>
         <w:jc w:val="both"/>
@@ -2842,7 +3373,7 @@
         <w:pStyle w:val="ListParagraph"/>
         <w:numPr>
           <w:ilvl w:val="0"/>
-          <w:numId w:val="14"/>
+          <w:numId w:val="15"/>
         </w:numPr>
         <w:spacing w:after="80" w:line="290" w:lineRule="auto"/>
         <w:jc w:val="both"/>
@@ -2886,7 +3417,7 @@
         <w:pStyle w:val="ListParagraph"/>
         <w:numPr>
           <w:ilvl w:val="0"/>
-          <w:numId w:val="14"/>
+          <w:numId w:val="15"/>
         </w:numPr>
         <w:spacing w:after="80" w:line="290" w:lineRule="auto"/>
         <w:jc w:val="both"/>
@@ -2946,7 +3477,7 @@
         <w:pStyle w:val="ListParagraph"/>
         <w:numPr>
           <w:ilvl w:val="0"/>
-          <w:numId w:val="15"/>
+          <w:numId w:val="16"/>
         </w:numPr>
         <w:spacing w:after="80" w:line="290" w:lineRule="auto"/>
         <w:jc w:val="both"/>
@@ -2968,7 +3499,7 @@
         <w:pStyle w:val="ListParagraph"/>
         <w:numPr>
           <w:ilvl w:val="0"/>
-          <w:numId w:val="15"/>
+          <w:numId w:val="16"/>
         </w:numPr>
         <w:spacing w:after="80" w:line="290" w:lineRule="auto"/>
         <w:jc w:val="both"/>
@@ -2990,7 +3521,7 @@
         <w:pStyle w:val="ListParagraph"/>
         <w:numPr>
           <w:ilvl w:val="0"/>
-          <w:numId w:val="15"/>
+          <w:numId w:val="16"/>
         </w:numPr>
         <w:spacing w:after="80" w:line="290" w:lineRule="auto"/>
         <w:jc w:val="both"/>
@@ -3012,7 +3543,7 @@
         <w:pStyle w:val="ListParagraph"/>
         <w:numPr>
           <w:ilvl w:val="0"/>
-          <w:numId w:val="15"/>
+          <w:numId w:val="16"/>
         </w:numPr>
         <w:spacing w:after="80" w:line="290" w:lineRule="auto"/>
         <w:jc w:val="both"/>
@@ -3034,7 +3565,7 @@
         <w:pStyle w:val="ListParagraph"/>
         <w:numPr>
           <w:ilvl w:val="0"/>
-          <w:numId w:val="15"/>
+          <w:numId w:val="16"/>
         </w:numPr>
         <w:spacing w:after="80" w:line="290" w:lineRule="auto"/>
         <w:jc w:val="both"/>
@@ -3056,7 +3587,7 @@
         <w:pStyle w:val="ListParagraph"/>
         <w:numPr>
           <w:ilvl w:val="0"/>
-          <w:numId w:val="15"/>
+          <w:numId w:val="16"/>
         </w:numPr>
         <w:spacing w:after="80" w:line="290" w:lineRule="auto"/>
         <w:jc w:val="both"/>
@@ -3099,7 +3630,7 @@
         <w:pStyle w:val="ListParagraph"/>
         <w:numPr>
           <w:ilvl w:val="0"/>
-          <w:numId w:val="16"/>
+          <w:numId w:val="17"/>
         </w:numPr>
         <w:spacing w:after="80" w:line="290" w:lineRule="auto"/>
         <w:jc w:val="both"/>
@@ -3121,7 +3652,7 @@
         <w:pStyle w:val="ListParagraph"/>
         <w:numPr>
           <w:ilvl w:val="0"/>
-          <w:numId w:val="16"/>
+          <w:numId w:val="17"/>
         </w:numPr>
         <w:spacing w:after="80" w:line="290" w:lineRule="auto"/>
         <w:jc w:val="both"/>
@@ -3164,7 +3695,7 @@
         <w:pStyle w:val="ListParagraph"/>
         <w:numPr>
           <w:ilvl w:val="0"/>
-          <w:numId w:val="17"/>
+          <w:numId w:val="18"/>
         </w:numPr>
         <w:spacing w:after="80" w:line="290" w:lineRule="auto"/>
         <w:jc w:val="both"/>
@@ -3186,7 +3717,7 @@
         <w:pStyle w:val="ListParagraph"/>
         <w:numPr>
           <w:ilvl w:val="0"/>
-          <w:numId w:val="17"/>
+          <w:numId w:val="18"/>
         </w:numPr>
         <w:spacing w:after="80" w:line="290" w:lineRule="auto"/>
         <w:jc w:val="both"/>
@@ -3219,7 +3750,7 @@
         <w:pStyle w:val="ListParagraph"/>
         <w:numPr>
           <w:ilvl w:val="0"/>
-          <w:numId w:val="17"/>
+          <w:numId w:val="18"/>
         </w:numPr>
         <w:spacing w:after="80" w:line="290" w:lineRule="auto"/>
         <w:jc w:val="both"/>
@@ -3241,7 +3772,7 @@
         <w:pStyle w:val="ListParagraph"/>
         <w:numPr>
           <w:ilvl w:val="0"/>
-          <w:numId w:val="17"/>
+          <w:numId w:val="18"/>
         </w:numPr>
         <w:spacing w:after="80" w:line="290" w:lineRule="auto"/>
         <w:jc w:val="both"/>
@@ -3263,7 +3794,7 @@
         <w:pStyle w:val="ListParagraph"/>
         <w:numPr>
           <w:ilvl w:val="0"/>
-          <w:numId w:val="17"/>
+          <w:numId w:val="18"/>
         </w:numPr>
         <w:spacing w:after="80" w:line="290" w:lineRule="auto"/>
         <w:jc w:val="both"/>
@@ -3344,7 +3875,7 @@
         <w:pStyle w:val="ListParagraph"/>
         <w:numPr>
           <w:ilvl w:val="0"/>
-          <w:numId w:val="18"/>
+          <w:numId w:val="19"/>
         </w:numPr>
         <w:spacing w:after="80" w:line="290" w:lineRule="auto"/>
         <w:jc w:val="both"/>
@@ -3366,7 +3897,7 @@
         <w:pStyle w:val="ListParagraph"/>
         <w:numPr>
           <w:ilvl w:val="0"/>
-          <w:numId w:val="18"/>
+          <w:numId w:val="19"/>
         </w:numPr>
         <w:spacing w:after="80" w:line="290" w:lineRule="auto"/>
         <w:jc w:val="both"/>
@@ -3409,7 +3940,7 @@
         <w:pStyle w:val="ListParagraph"/>
         <w:numPr>
           <w:ilvl w:val="0"/>
-          <w:numId w:val="19"/>
+          <w:numId w:val="20"/>
         </w:numPr>
         <w:spacing w:after="80" w:line="290" w:lineRule="auto"/>
         <w:jc w:val="both"/>
@@ -3431,7 +3962,7 @@
         <w:pStyle w:val="ListParagraph"/>
         <w:numPr>
           <w:ilvl w:val="0"/>
-          <w:numId w:val="19"/>
+          <w:numId w:val="20"/>
         </w:numPr>
         <w:spacing w:after="80" w:line="290" w:lineRule="auto"/>
         <w:jc w:val="both"/>
@@ -3485,7 +4016,7 @@
         <w:pStyle w:val="ListParagraph"/>
         <w:numPr>
           <w:ilvl w:val="0"/>
-          <w:numId w:val="20"/>
+          <w:numId w:val="21"/>
         </w:numPr>
         <w:spacing w:after="80" w:line="290" w:lineRule="auto"/>
         <w:jc w:val="both"/>
@@ -3507,7 +4038,7 @@
         <w:pStyle w:val="ListParagraph"/>
         <w:numPr>
           <w:ilvl w:val="0"/>
-          <w:numId w:val="20"/>
+          <w:numId w:val="21"/>
         </w:numPr>
         <w:spacing w:after="80" w:line="290" w:lineRule="auto"/>
         <w:jc w:val="both"/>
@@ -3561,7 +4092,7 @@
         <w:pStyle w:val="ListParagraph"/>
         <w:numPr>
           <w:ilvl w:val="0"/>
-          <w:numId w:val="21"/>
+          <w:numId w:val="22"/>
         </w:numPr>
         <w:spacing w:after="80" w:line="290" w:lineRule="auto"/>
         <w:jc w:val="both"/>
@@ -3583,7 +4114,7 @@
         <w:pStyle w:val="ListParagraph"/>
         <w:numPr>
           <w:ilvl w:val="0"/>
-          <w:numId w:val="21"/>
+          <w:numId w:val="22"/>
         </w:numPr>
         <w:spacing w:after="80" w:line="290" w:lineRule="auto"/>
         <w:jc w:val="both"/>
@@ -3626,7 +4157,7 @@
         <w:pStyle w:val="ListParagraph"/>
         <w:numPr>
           <w:ilvl w:val="0"/>
-          <w:numId w:val="22"/>
+          <w:numId w:val="23"/>
         </w:numPr>
         <w:spacing w:after="80" w:line="290" w:lineRule="auto"/>
         <w:jc w:val="both"/>
@@ -3648,73 +4179,73 @@
         <w:pStyle w:val="ListParagraph"/>
         <w:numPr>
           <w:ilvl w:val="1"/>
+          <w:numId w:val="2"/>
+        </w:numPr>
+        <w:spacing w:after="80" w:line="290" w:lineRule="auto"/>
+        <w:jc w:val="both"/>
+      </w:pPr>
+      <w:r>
+        <w:rPr>
+          <w:rFonts w:ascii="MS Mincho" w:cs="MS Mincho" w:eastAsia="MS Mincho" w:hAnsi="MS Mincho"/>
+          <w:b w:val="false"/>
+          <w:bCs w:val="false"/>
+          <w:color w:val="000000"/>
+          <w:sz w:val="21"/>
+          <w:szCs w:val="21"/>
+        </w:rPr>
+        <w:t xml:space="preserve">窓口: 株式会社パートナー 職業紹介責任者</w:t>
+      </w:r>
+    </w:p>
+    <w:p>
+      <w:pPr>
+        <w:pStyle w:val="ListParagraph"/>
+        <w:numPr>
+          <w:ilvl w:val="1"/>
+          <w:numId w:val="2"/>
+        </w:numPr>
+        <w:spacing w:after="80" w:line="290" w:lineRule="auto"/>
+        <w:jc w:val="both"/>
+      </w:pPr>
+      <w:r>
+        <w:rPr>
+          <w:rFonts w:ascii="MS Mincho" w:cs="MS Mincho" w:eastAsia="MS Mincho" w:hAnsi="MS Mincho"/>
+          <w:b w:val="false"/>
+          <w:bCs w:val="false"/>
+          <w:color w:val="000000"/>
+          <w:sz w:val="21"/>
+          <w:szCs w:val="21"/>
+        </w:rPr>
+        <w:t xml:space="preserve">メールアドレス: yazawa-y@partner-japan.biz</w:t>
+      </w:r>
+    </w:p>
+    <w:p>
+      <w:pPr>
+        <w:pStyle w:val="ListParagraph"/>
+        <w:numPr>
+          <w:ilvl w:val="1"/>
+          <w:numId w:val="2"/>
+        </w:numPr>
+        <w:spacing w:after="80" w:line="290" w:lineRule="auto"/>
+        <w:jc w:val="both"/>
+      </w:pPr>
+      <w:r>
+        <w:rPr>
+          <w:rFonts w:ascii="MS Mincho" w:cs="MS Mincho" w:eastAsia="MS Mincho" w:hAnsi="MS Mincho"/>
+          <w:b w:val="false"/>
+          <w:bCs w:val="false"/>
+          <w:color w:val="000000"/>
+          <w:sz w:val="21"/>
+          <w:szCs w:val="21"/>
+        </w:rPr>
+        <w:t xml:space="preserve">受付: 随時（回答は原則として5営業日以内）</w:t>
+      </w:r>
+    </w:p>
+    <w:p>
+      <w:pPr>
+        <w:pStyle w:val="ListParagraph"/>
+        <w:numPr>
+          <w:ilvl w:val="0"/>
           <w:numId w:val="23"/>
-        </w:numPr>
-        <w:spacing w:after="80" w:line="290" w:lineRule="auto"/>
-        <w:jc w:val="both"/>
-      </w:pPr>
-      <w:r>
-        <w:rPr>
-          <w:rFonts w:ascii="MS Mincho" w:cs="MS Mincho" w:eastAsia="MS Mincho" w:hAnsi="MS Mincho"/>
-          <w:b w:val="false"/>
-          <w:bCs w:val="false"/>
-          <w:color w:val="000000"/>
-          <w:sz w:val="21"/>
-          <w:szCs w:val="21"/>
-        </w:rPr>
-        <w:t xml:space="preserve">窓口: 株式会社パートナー 職業紹介責任者</w:t>
-      </w:r>
-    </w:p>
-    <w:p>
-      <w:pPr>
-        <w:pStyle w:val="ListParagraph"/>
-        <w:numPr>
-          <w:ilvl w:val="1"/>
-          <w:numId w:val="23"/>
-        </w:numPr>
-        <w:spacing w:after="80" w:line="290" w:lineRule="auto"/>
-        <w:jc w:val="both"/>
-      </w:pPr>
-      <w:r>
-        <w:rPr>
-          <w:rFonts w:ascii="MS Mincho" w:cs="MS Mincho" w:eastAsia="MS Mincho" w:hAnsi="MS Mincho"/>
-          <w:b w:val="false"/>
-          <w:bCs w:val="false"/>
-          <w:color w:val="000000"/>
-          <w:sz w:val="21"/>
-          <w:szCs w:val="21"/>
-        </w:rPr>
-        <w:t xml:space="preserve">メールアドレス: yazawa-y@partner-japan.biz</w:t>
-      </w:r>
-    </w:p>
-    <w:p>
-      <w:pPr>
-        <w:pStyle w:val="ListParagraph"/>
-        <w:numPr>
-          <w:ilvl w:val="1"/>
-          <w:numId w:val="23"/>
-        </w:numPr>
-        <w:spacing w:after="80" w:line="290" w:lineRule="auto"/>
-        <w:jc w:val="both"/>
-      </w:pPr>
-      <w:r>
-        <w:rPr>
-          <w:rFonts w:ascii="MS Mincho" w:cs="MS Mincho" w:eastAsia="MS Mincho" w:hAnsi="MS Mincho"/>
-          <w:b w:val="false"/>
-          <w:bCs w:val="false"/>
-          <w:color w:val="000000"/>
-          <w:sz w:val="21"/>
-          <w:szCs w:val="21"/>
-        </w:rPr>
-        <w:t xml:space="preserve">受付: 随時（回答は原則として5営業日以内）</w:t>
-      </w:r>
-    </w:p>
-    <w:p>
-      <w:pPr>
-        <w:pStyle w:val="ListParagraph"/>
-        <w:numPr>
-          <w:ilvl w:val="0"/>
-          <w:numId w:val="22"/>
         </w:numPr>
         <w:spacing w:after="80" w:line="290" w:lineRule="auto"/>
         <w:jc w:val="both"/>
@@ -4756,133 +5287,133 @@
     </w:lvlOverride>
   </w:num>
   <w:num w:numId="2">
+    <w:abstractNumId w:val="2"/>
+    <w:lvlOverride w:ilvl="0">
+      <w:startOverride w:val="1"/>
+    </w:lvlOverride>
+  </w:num>
+  <w:num w:numId="3">
     <w:abstractNumId w:val="3"/>
     <w:lvlOverride w:ilvl="0">
       <w:startOverride w:val="1"/>
     </w:lvlOverride>
   </w:num>
-  <w:num w:numId="3">
+  <w:num w:numId="4">
     <w:abstractNumId w:val="4"/>
     <w:lvlOverride w:ilvl="0">
       <w:startOverride w:val="1"/>
     </w:lvlOverride>
   </w:num>
-  <w:num w:numId="4">
+  <w:num w:numId="5">
     <w:abstractNumId w:val="5"/>
     <w:lvlOverride w:ilvl="0">
       <w:startOverride w:val="1"/>
     </w:lvlOverride>
   </w:num>
-  <w:num w:numId="5">
+  <w:num w:numId="6">
     <w:abstractNumId w:val="6"/>
     <w:lvlOverride w:ilvl="0">
       <w:startOverride w:val="1"/>
     </w:lvlOverride>
   </w:num>
-  <w:num w:numId="6">
+  <w:num w:numId="7">
     <w:abstractNumId w:val="7"/>
     <w:lvlOverride w:ilvl="0">
       <w:startOverride w:val="1"/>
     </w:lvlOverride>
   </w:num>
-  <w:num w:numId="7">
+  <w:num w:numId="8">
     <w:abstractNumId w:val="8"/>
     <w:lvlOverride w:ilvl="0">
       <w:startOverride w:val="1"/>
     </w:lvlOverride>
   </w:num>
-  <w:num w:numId="8">
+  <w:num w:numId="9">
     <w:abstractNumId w:val="9"/>
     <w:lvlOverride w:ilvl="0">
       <w:startOverride w:val="1"/>
     </w:lvlOverride>
   </w:num>
-  <w:num w:numId="9">
+  <w:num w:numId="10">
     <w:abstractNumId w:val="10"/>
     <w:lvlOverride w:ilvl="0">
       <w:startOverride w:val="1"/>
     </w:lvlOverride>
   </w:num>
-  <w:num w:numId="10">
+  <w:num w:numId="11">
     <w:abstractNumId w:val="11"/>
     <w:lvlOverride w:ilvl="0">
       <w:startOverride w:val="1"/>
     </w:lvlOverride>
   </w:num>
-  <w:num w:numId="11">
+  <w:num w:numId="12">
     <w:abstractNumId w:val="12"/>
     <w:lvlOverride w:ilvl="0">
       <w:startOverride w:val="1"/>
     </w:lvlOverride>
   </w:num>
-  <w:num w:numId="12">
+  <w:num w:numId="13">
     <w:abstractNumId w:val="13"/>
     <w:lvlOverride w:ilvl="0">
       <w:startOverride w:val="1"/>
     </w:lvlOverride>
   </w:num>
-  <w:num w:numId="13">
+  <w:num w:numId="14">
     <w:abstractNumId w:val="14"/>
     <w:lvlOverride w:ilvl="0">
       <w:startOverride w:val="1"/>
     </w:lvlOverride>
   </w:num>
-  <w:num w:numId="14">
+  <w:num w:numId="15">
     <w:abstractNumId w:val="15"/>
     <w:lvlOverride w:ilvl="0">
       <w:startOverride w:val="1"/>
     </w:lvlOverride>
   </w:num>
-  <w:num w:numId="15">
+  <w:num w:numId="16">
     <w:abstractNumId w:val="16"/>
     <w:lvlOverride w:ilvl="0">
       <w:startOverride w:val="1"/>
     </w:lvlOverride>
   </w:num>
-  <w:num w:numId="16">
+  <w:num w:numId="17">
     <w:abstractNumId w:val="17"/>
     <w:lvlOverride w:ilvl="0">
       <w:startOverride w:val="1"/>
     </w:lvlOverride>
   </w:num>
-  <w:num w:numId="17">
+  <w:num w:numId="18">
     <w:abstractNumId w:val="18"/>
     <w:lvlOverride w:ilvl="0">
       <w:startOverride w:val="1"/>
     </w:lvlOverride>
   </w:num>
-  <w:num w:numId="18">
+  <w:num w:numId="19">
     <w:abstractNumId w:val="19"/>
     <w:lvlOverride w:ilvl="0">
       <w:startOverride w:val="1"/>
     </w:lvlOverride>
   </w:num>
-  <w:num w:numId="19">
+  <w:num w:numId="20">
     <w:abstractNumId w:val="20"/>
     <w:lvlOverride w:ilvl="0">
       <w:startOverride w:val="1"/>
     </w:lvlOverride>
   </w:num>
-  <w:num w:numId="20">
+  <w:num w:numId="21">
     <w:abstractNumId w:val="21"/>
     <w:lvlOverride w:ilvl="0">
       <w:startOverride w:val="1"/>
     </w:lvlOverride>
   </w:num>
-  <w:num w:numId="21">
+  <w:num w:numId="22">
     <w:abstractNumId w:val="22"/>
     <w:lvlOverride w:ilvl="0">
       <w:startOverride w:val="1"/>
     </w:lvlOverride>
   </w:num>
-  <w:num w:numId="22">
+  <w:num w:numId="23">
     <w:abstractNumId w:val="23"/>
-    <w:lvlOverride w:ilvl="0">
-      <w:startOverride w:val="1"/>
-    </w:lvlOverride>
-  </w:num>
-  <w:num w:numId="23">
-    <w:abstractNumId w:val="2"/>
     <w:lvlOverride w:ilvl="0">
       <w:startOverride w:val="1"/>
     </w:lvlOverride>

--- a/docs/legal/export/02_利用規約_案.docx
+++ b/docs/legal/export/02_利用規約_案.docx
@@ -1327,6 +1327,391 @@
           <w:szCs w:val="21"/>
         </w:rPr>
         <w:t xml:space="preserve">：日本法。管辖法院为埼玉地方法院（第25条）。</w:t>
+      </w:r>
+    </w:p>
+    <w:p>
+      <w:pPr>
+        <w:pStyle w:val="Heading2"/>
+        <w:keepNext/>
+        <w:pBdr>
+          <w:bottom w:val="single" w:color="C0392B" w:sz="8" w:space="4"/>
+        </w:pBdr>
+        <w:spacing w:after="140" w:before="360"/>
+      </w:pPr>
+      <w:r>
+        <w:rPr>
+          <w:rFonts w:ascii="MS Gothic" w:cs="MS Gothic" w:eastAsia="MS Gothic" w:hAnsi="MS Gothic"/>
+          <w:b/>
+          <w:bCs/>
+          <w:color w:val="000000"/>
+          <w:sz w:val="24"/>
+          <w:szCs w:val="24"/>
+        </w:rPr>
+        <w:t xml:space="preserve">明示事項ページ（サイト掲出）の中国語要約</w:t>
+      </w:r>
+    </w:p>
+    <w:p>
+      <w:pPr>
+        <w:pBdr>
+          <w:left w:val="single" w:color="AAAAAA" w:sz="18" w:space="10"/>
+        </w:pBdr>
+        <w:shd w:fill="F5F5F5" w:val="clear"/>
+        <w:spacing w:after="40" w:before="120" w:line="280" w:lineRule="auto"/>
+        <w:ind w:left="260"/>
+        <w:jc w:val="both"/>
+      </w:pPr>
+      <w:r>
+        <w:rPr>
+          <w:rFonts w:ascii="MS Mincho" w:cs="MS Mincho" w:eastAsia="MS Mincho" w:hAnsi="MS Mincho"/>
+          <w:b/>
+          <w:bCs/>
+          <w:color w:val="000000"/>
+          <w:sz w:val="18"/>
+          <w:szCs w:val="18"/>
+        </w:rPr>
+        <w:t xml:space="preserve">第9条の明示事項は、独立したページ（サイト上の </w:t>
+      </w:r>
+      <w:r>
+        <w:rPr>
+          <w:rFonts w:ascii="Consolas" w:cs="Consolas" w:eastAsia="Consolas" w:hAnsi="Consolas"/>
+          <w:b/>
+          <w:bCs/>
+          <w:color w:val="000000"/>
+          <w:sz w:val="18"/>
+          <w:szCs w:val="18"/>
+          <w:shd w:fill="F0F0F0" w:val="clear"/>
+        </w:rPr>
+        <w:t xml:space="preserve">/disclosure</w:t>
+      </w:r>
+      <w:r>
+        <w:rPr>
+          <w:rFonts w:ascii="MS Mincho" w:cs="MS Mincho" w:eastAsia="MS Mincho" w:hAnsi="MS Mincho"/>
+          <w:b/>
+          <w:bCs/>
+          <w:color w:val="000000"/>
+          <w:sz w:val="18"/>
+          <w:szCs w:val="18"/>
+        </w:rPr>
+        <w:t xml:space="preserve">）として常時掲示します。</w:t>
+      </w:r>
+      <w:r>
+        <w:rPr>
+          <w:rFonts w:ascii="MS Mincho" w:cs="MS Mincho" w:eastAsia="MS Mincho" w:hAnsi="MS Mincho"/>
+          <w:b w:val="false"/>
+          <w:bCs w:val="false"/>
+          <w:color w:val="000000"/>
+          <w:sz w:val="18"/>
+          <w:szCs w:val="18"/>
+        </w:rPr>
+        <w:t xml:space="preserve"> そのページの冒頭に置く中国語（簡体字）の要約を、あわせてご確認ください。ページの本文は第9条・第2条・第8条・第22条をそのまま掲出したもので、</w:t>
+      </w:r>
+      <w:r>
+        <w:rPr>
+          <w:rFonts w:ascii="MS Mincho" w:cs="MS Mincho" w:eastAsia="MS Mincho" w:hAnsi="MS Mincho"/>
+          <w:b/>
+          <w:bCs/>
+          <w:color w:val="000000"/>
+          <w:sz w:val="18"/>
+          <w:szCs w:val="18"/>
+        </w:rPr>
+        <w:t xml:space="preserve">日本語が正文です</w:t>
+      </w:r>
+      <w:r>
+        <w:rPr>
+          <w:rFonts w:ascii="MS Mincho" w:cs="MS Mincho" w:eastAsia="MS Mincho" w:hAnsi="MS Mincho"/>
+          <w:b w:val="false"/>
+          <w:bCs w:val="false"/>
+          <w:color w:val="000000"/>
+          <w:sz w:val="18"/>
+          <w:szCs w:val="18"/>
+        </w:rPr>
+        <w:t xml:space="preserve">（第26条）。</w:t>
+      </w:r>
+    </w:p>
+    <w:p>
+      <w:pPr>
+        <w:pBdr>
+          <w:left w:val="single" w:color="AAAAAA" w:sz="18" w:space="10"/>
+        </w:pBdr>
+        <w:shd w:fill="F5F5F5" w:val="clear"/>
+        <w:spacing w:after="160" w:before="0" w:line="280" w:lineRule="auto"/>
+        <w:ind w:left="260"/>
+        <w:jc w:val="both"/>
+      </w:pPr>
+      <w:r>
+        <w:rPr>
+          <w:rFonts w:ascii="MS Mincho" w:cs="MS Mincho" w:eastAsia="MS Mincho" w:hAnsi="MS Mincho"/>
+          <w:b/>
+          <w:bCs/>
+          <w:color w:val="000000"/>
+          <w:sz w:val="18"/>
+          <w:szCs w:val="18"/>
+        </w:rPr>
+        <w:t xml:space="preserve">本摘要仅为帮助理解而提供的参考译文。具有法律效力的是日语正文。</w:t>
+      </w:r>
+    </w:p>
+    <w:p>
+      <w:pPr>
+        <w:pStyle w:val="ListParagraph"/>
+        <w:numPr>
+          <w:ilvl w:val="0"/>
+          <w:numId w:val="2"/>
+        </w:numPr>
+        <w:spacing w:after="80" w:line="290" w:lineRule="auto"/>
+        <w:jc w:val="both"/>
+      </w:pPr>
+      <w:r>
+        <w:rPr>
+          <w:rFonts w:ascii="MS Mincho" w:cs="MS Mincho" w:eastAsia="MS Mincho" w:hAnsi="MS Mincho"/>
+          <w:b/>
+          <w:bCs/>
+          <w:color w:val="000000"/>
+          <w:sz w:val="21"/>
+          <w:szCs w:val="21"/>
+        </w:rPr>
+        <w:t xml:space="preserve">可介绍的职业范围</w:t>
+      </w:r>
+      <w:r>
+        <w:rPr>
+          <w:rFonts w:ascii="MS Mincho" w:cs="MS Mincho" w:eastAsia="MS Mincho" w:hAnsi="MS Mincho"/>
+          <w:b w:val="false"/>
+          <w:bCs w:val="false"/>
+          <w:color w:val="000000"/>
+          <w:sz w:val="21"/>
+          <w:szCs w:val="21"/>
+        </w:rPr>
+        <w:t xml:space="preserve">：特定技能制度中的 </w:t>
+      </w:r>
+      <w:r>
+        <w:rPr>
+          <w:rFonts w:ascii="MS Mincho" w:cs="MS Mincho" w:eastAsia="MS Mincho" w:hAnsi="MS Mincho"/>
+          <w:b/>
+          <w:bCs/>
+          <w:color w:val="000000"/>
+          <w:sz w:val="21"/>
+          <w:szCs w:val="21"/>
+        </w:rPr>
+        <w:t xml:space="preserve">11个领域</w:t>
+      </w:r>
+      <w:r>
+        <w:rPr>
+          <w:rFonts w:ascii="MS Mincho" w:cs="MS Mincho" w:eastAsia="MS Mincho" w:hAnsi="MS Mincho"/>
+          <w:b w:val="false"/>
+          <w:bCs w:val="false"/>
+          <w:color w:val="000000"/>
+          <w:sz w:val="21"/>
+          <w:szCs w:val="21"/>
+        </w:rPr>
+        <w:t xml:space="preserve">（详见下方一览）。</w:t>
+      </w:r>
+    </w:p>
+    <w:p>
+      <w:pPr>
+        <w:pStyle w:val="ListParagraph"/>
+        <w:numPr>
+          <w:ilvl w:val="0"/>
+          <w:numId w:val="2"/>
+        </w:numPr>
+        <w:spacing w:after="80" w:line="290" w:lineRule="auto"/>
+        <w:jc w:val="both"/>
+      </w:pPr>
+      <w:r>
+        <w:rPr>
+          <w:rFonts w:ascii="MS Mincho" w:cs="MS Mincho" w:eastAsia="MS Mincho" w:hAnsi="MS Mincho"/>
+          <w:b/>
+          <w:bCs/>
+          <w:color w:val="000000"/>
+          <w:sz w:val="21"/>
+          <w:szCs w:val="21"/>
+        </w:rPr>
+        <w:t xml:space="preserve">手续费</w:t>
+      </w:r>
+      <w:r>
+        <w:rPr>
+          <w:rFonts w:ascii="MS Mincho" w:cs="MS Mincho" w:eastAsia="MS Mincho" w:hAnsi="MS Mincho"/>
+          <w:b w:val="false"/>
+          <w:bCs w:val="false"/>
+          <w:color w:val="000000"/>
+          <w:sz w:val="21"/>
+          <w:szCs w:val="21"/>
+        </w:rPr>
+        <w:t xml:space="preserve">：</w:t>
+      </w:r>
+      <w:r>
+        <w:rPr>
+          <w:rFonts w:ascii="MS Mincho" w:cs="MS Mincho" w:eastAsia="MS Mincho" w:hAnsi="MS Mincho"/>
+          <w:b/>
+          <w:bCs/>
+          <w:color w:val="000000"/>
+          <w:sz w:val="21"/>
+          <w:szCs w:val="21"/>
+        </w:rPr>
+        <w:t xml:space="preserve">向求职者不收取任何费用。</w:t>
+      </w:r>
+      <w:r>
+        <w:rPr>
+          <w:rFonts w:ascii="MS Mincho" w:cs="MS Mincho" w:eastAsia="MS Mincho" w:hAnsi="MS Mincho"/>
+          <w:b w:val="false"/>
+          <w:bCs w:val="false"/>
+          <w:color w:val="000000"/>
+          <w:sz w:val="21"/>
+          <w:szCs w:val="21"/>
+        </w:rPr>
+        <w:t xml:space="preserve"> 这是日本《职业安定法》第32条之3第2项的要求。本公司仅向招聘企业收取手续费，并依据已向厚生劳动大臣申报的手续费表办理。</w:t>
+      </w:r>
+    </w:p>
+    <w:p>
+      <w:pPr>
+        <w:pStyle w:val="ListParagraph"/>
+        <w:numPr>
+          <w:ilvl w:val="0"/>
+          <w:numId w:val="2"/>
+        </w:numPr>
+        <w:spacing w:after="80" w:line="290" w:lineRule="auto"/>
+        <w:jc w:val="both"/>
+      </w:pPr>
+      <w:r>
+        <w:rPr>
+          <w:rFonts w:ascii="MS Mincho" w:cs="MS Mincho" w:eastAsia="MS Mincho" w:hAnsi="MS Mincho"/>
+          <w:b/>
+          <w:bCs/>
+          <w:color w:val="000000"/>
+          <w:sz w:val="21"/>
+          <w:szCs w:val="21"/>
+        </w:rPr>
+        <w:t xml:space="preserve">投诉处理</w:t>
+      </w:r>
+      <w:r>
+        <w:rPr>
+          <w:rFonts w:ascii="MS Mincho" w:cs="MS Mincho" w:eastAsia="MS Mincho" w:hAnsi="MS Mincho"/>
+          <w:b w:val="false"/>
+          <w:bCs w:val="false"/>
+          <w:color w:val="000000"/>
+          <w:sz w:val="21"/>
+          <w:szCs w:val="21"/>
+        </w:rPr>
+        <w:t xml:space="preserve">：由株式会社Partner 职业介绍负责人受理。邮箱 yazawa-y@partner-japan.biz。随时受理，原则上5个工作日内答复。</w:t>
+      </w:r>
+    </w:p>
+    <w:p>
+      <w:pPr>
+        <w:pStyle w:val="ListParagraph"/>
+        <w:numPr>
+          <w:ilvl w:val="0"/>
+          <w:numId w:val="2"/>
+        </w:numPr>
+        <w:spacing w:after="80" w:line="290" w:lineRule="auto"/>
+        <w:jc w:val="both"/>
+      </w:pPr>
+      <w:r>
+        <w:rPr>
+          <w:rFonts w:ascii="MS Mincho" w:cs="MS Mincho" w:eastAsia="MS Mincho" w:hAnsi="MS Mincho"/>
+          <w:b/>
+          <w:bCs/>
+          <w:color w:val="000000"/>
+          <w:sz w:val="21"/>
+          <w:szCs w:val="21"/>
+        </w:rPr>
+        <w:t xml:space="preserve">返还金制度</w:t>
+      </w:r>
+      <w:r>
+        <w:rPr>
+          <w:rFonts w:ascii="MS Mincho" w:cs="MS Mincho" w:eastAsia="MS Mincho" w:hAnsi="MS Mincho"/>
+          <w:b w:val="false"/>
+          <w:bCs w:val="false"/>
+          <w:color w:val="000000"/>
+          <w:sz w:val="21"/>
+          <w:szCs w:val="21"/>
+        </w:rPr>
+        <w:t xml:space="preserve">：本公司</w:t>
+      </w:r>
+      <w:r>
+        <w:rPr>
+          <w:rFonts w:ascii="MS Mincho" w:cs="MS Mincho" w:eastAsia="MS Mincho" w:hAnsi="MS Mincho"/>
+          <w:b/>
+          <w:bCs/>
+          <w:color w:val="000000"/>
+          <w:sz w:val="21"/>
+          <w:szCs w:val="21"/>
+        </w:rPr>
+        <w:t xml:space="preserve">未设</w:t>
+      </w:r>
+      <w:r>
+        <w:rPr>
+          <w:rFonts w:ascii="MS Mincho" w:cs="MS Mincho" w:eastAsia="MS Mincho" w:hAnsi="MS Mincho"/>
+          <w:b w:val="false"/>
+          <w:bCs w:val="false"/>
+          <w:color w:val="000000"/>
+          <w:sz w:val="21"/>
+          <w:szCs w:val="21"/>
+        </w:rPr>
+        <w:t xml:space="preserve">面向求职者的返还金制度。</w:t>
+      </w:r>
+    </w:p>
+    <w:p>
+      <w:pPr>
+        <w:pStyle w:val="ListParagraph"/>
+        <w:numPr>
+          <w:ilvl w:val="0"/>
+          <w:numId w:val="2"/>
+        </w:numPr>
+        <w:spacing w:after="80" w:line="290" w:lineRule="auto"/>
+        <w:jc w:val="both"/>
+      </w:pPr>
+      <w:r>
+        <w:rPr>
+          <w:rFonts w:ascii="MS Mincho" w:cs="MS Mincho" w:eastAsia="MS Mincho" w:hAnsi="MS Mincho"/>
+          <w:b/>
+          <w:bCs/>
+          <w:color w:val="000000"/>
+          <w:sz w:val="21"/>
+          <w:szCs w:val="21"/>
+        </w:rPr>
+        <w:t xml:space="preserve">个人信息的处理</w:t>
+      </w:r>
+      <w:r>
+        <w:rPr>
+          <w:rFonts w:ascii="MS Mincho" w:cs="MS Mincho" w:eastAsia="MS Mincho" w:hAnsi="MS Mincho"/>
+          <w:b w:val="false"/>
+          <w:bCs w:val="false"/>
+          <w:color w:val="000000"/>
+          <w:sz w:val="21"/>
+          <w:szCs w:val="21"/>
+        </w:rPr>
+        <w:t xml:space="preserve">：依照《隐私政策》。</w:t>
+      </w:r>
+    </w:p>
+    <w:p>
+      <w:pPr>
+        <w:pStyle w:val="ListParagraph"/>
+        <w:numPr>
+          <w:ilvl w:val="0"/>
+          <w:numId w:val="2"/>
+        </w:numPr>
+        <w:spacing w:after="80" w:line="290" w:lineRule="auto"/>
+        <w:jc w:val="both"/>
+      </w:pPr>
+      <w:r>
+        <w:rPr>
+          <w:rFonts w:ascii="MS Mincho" w:cs="MS Mincho" w:eastAsia="MS Mincho" w:hAnsi="MS Mincho"/>
+          <w:b/>
+          <w:bCs/>
+          <w:color w:val="000000"/>
+          <w:sz w:val="21"/>
+          <w:szCs w:val="21"/>
+        </w:rPr>
+        <w:t xml:space="preserve">运营者</w:t>
+      </w:r>
+      <w:r>
+        <w:rPr>
+          <w:rFonts w:ascii="MS Mincho" w:cs="MS Mincho" w:eastAsia="MS Mincho" w:hAnsi="MS Mincho"/>
+          <w:b w:val="false"/>
+          <w:bCs w:val="false"/>
+          <w:color w:val="000000"/>
+          <w:sz w:val="21"/>
+          <w:szCs w:val="21"/>
+        </w:rPr>
+        <w:t xml:space="preserve">：株式会社Partner（收费职业介绍事业 许可号 11-ユ-301340）。入职后的支援由Partner协同组合（特定技能登录支援机关）负责。</w:t>
       </w:r>
     </w:p>
     <w:p>
